--- a/project1/docs/小组分工说明.docx
+++ b/project1/docs/小组分工说明.docx
@@ -195,7 +195,7 @@
               <w:rPr>
                 <w:sz w:val="19"/>
               </w:rPr>
-              <w:t>＿＿＿</w:t>
+              <w:t>刘家暄</w:t>
             </w:r>
           </w:p>
         </w:tc>
@@ -213,7 +213,7 @@
               <w:rPr>
                 <w:sz w:val="19"/>
               </w:rPr>
-              <w:t>＿＿＿</w:t>
+              <w:t>202525350226</w:t>
             </w:r>
           </w:p>
         </w:tc>
@@ -231,7 +231,7 @@
               <w:rPr>
                 <w:sz w:val="19"/>
               </w:rPr>
-              <w:t>组长 / 知识库构建</w:t>
+              <w:t>组长 / 系统设计</w:t>
             </w:r>
           </w:p>
         </w:tc>
@@ -249,7 +249,7 @@
               <w:rPr>
                 <w:sz w:val="19"/>
               </w:rPr>
-              <w:t>进度协调、PDF 提取、章节分块、建库与校验</w:t>
+              <w:t>进度协调、整体架构与选型决策、提示词总设计、主讲答辩</w:t>
             </w:r>
           </w:p>
         </w:tc>
@@ -287,7 +287,7 @@
               <w:rPr>
                 <w:sz w:val="19"/>
               </w:rPr>
-              <w:t>＿＿＿</w:t>
+              <w:t>傅卓凝</w:t>
             </w:r>
           </w:p>
         </w:tc>
@@ -305,7 +305,7 @@
               <w:rPr>
                 <w:sz w:val="19"/>
               </w:rPr>
-              <w:t>＿＿＿</w:t>
+              <w:t>202525350208</w:t>
             </w:r>
           </w:p>
         </w:tc>
@@ -323,7 +323,7 @@
               <w:rPr>
                 <w:sz w:val="19"/>
               </w:rPr>
-              <w:t>智能体配置</w:t>
+              <w:t>模型选型 / 提示词</w:t>
             </w:r>
           </w:p>
         </w:tc>
@@ -341,7 +341,7 @@
               <w:rPr>
                 <w:sz w:val="19"/>
               </w:rPr>
-              <w:t>检索工具、系统提示词、拒答机制、流程编排</w:t>
+              <w:t>模型对比选型（bge-m3 / Qwen3-8B）、Prompt 迭代、答辩补充</w:t>
             </w:r>
           </w:p>
         </w:tc>
@@ -379,7 +379,7 @@
               <w:rPr>
                 <w:sz w:val="19"/>
               </w:rPr>
-              <w:t>＿＿＿</w:t>
+              <w:t>陈芝聪</w:t>
             </w:r>
           </w:p>
         </w:tc>
@@ -397,7 +397,7 @@
               <w:rPr>
                 <w:sz w:val="19"/>
               </w:rPr>
-              <w:t>＿＿＿</w:t>
+              <w:t>202525350205</w:t>
             </w:r>
           </w:p>
         </w:tc>
@@ -433,7 +433,7 @@
               <w:rPr>
                 <w:sz w:val="19"/>
               </w:rPr>
-              <w:t>评测集建设、逐条判定、R1~R6 合规验证</w:t>
+              <w:t>评测集建设、逐条判定、R1~R6 合规验证、测试报告</w:t>
             </w:r>
           </w:p>
         </w:tc>
@@ -471,7 +471,7 @@
               <w:rPr>
                 <w:sz w:val="19"/>
               </w:rPr>
-              <w:t>＿＿＿</w:t>
+              <w:t>陈涵飞</w:t>
             </w:r>
           </w:p>
         </w:tc>
@@ -489,7 +489,7 @@
               <w:rPr>
                 <w:sz w:val="19"/>
               </w:rPr>
-              <w:t>＿＿＿</w:t>
+              <w:t>202525350204</w:t>
             </w:r>
           </w:p>
         </w:tc>
@@ -507,7 +507,7 @@
               <w:rPr>
                 <w:sz w:val="19"/>
               </w:rPr>
-              <w:t>汇报展示</w:t>
+              <w:t>知识库构建 / 演示环境</w:t>
             </w:r>
           </w:p>
         </w:tc>
@@ -525,7 +525,7 @@
               <w:rPr>
                 <w:sz w:val="19"/>
               </w:rPr>
-              <w:t>PPT 制作、课堂演示、文档整理</w:t>
+              <w:t>PDF 提取、章节分块、建库与校验、演示环境预检</w:t>
             </w:r>
           </w:p>
         </w:tc>

--- a/project1/docs/小组分工说明.docx
+++ b/project1/docs/小组分工说明.docx
@@ -231,7 +231,7 @@
               <w:rPr>
                 <w:sz w:val="19"/>
               </w:rPr>
-              <w:t>组长 / 系统设计</w:t>
+              <w:t>组长 / 项目主导</w:t>
             </w:r>
           </w:p>
         </w:tc>
@@ -249,7 +249,7 @@
               <w:rPr>
                 <w:sz w:val="19"/>
               </w:rPr>
-              <w:t>进度协调、整体架构与选型决策、提示词总设计、主讲答辩</w:t>
+              <w:t>需求定义、方案取舍、AI 辅助下的全部实现与文档产出、结果验收、主讲答辩</w:t>
             </w:r>
           </w:p>
         </w:tc>
@@ -323,7 +323,7 @@
               <w:rPr>
                 <w:sz w:val="19"/>
               </w:rPr>
-              <w:t>模型选型 / 提示词</w:t>
+              <w:t>方案建议 / 成果确认</w:t>
             </w:r>
           </w:p>
         </w:tc>
@@ -341,7 +341,7 @@
               <w:rPr>
                 <w:sz w:val="19"/>
               </w:rPr>
-              <w:t>模型对比选型（bge-m3 / Qwen3-8B）、Prompt 迭代、答辩补充</w:t>
+              <w:t>模型方向建议（免费额度、多语言能力），对最终选型做确认</w:t>
             </w:r>
           </w:p>
         </w:tc>
@@ -415,7 +415,7 @@
               <w:rPr>
                 <w:sz w:val="19"/>
               </w:rPr>
-              <w:t>测试验证</w:t>
+              <w:t>指标关注 / 成果确认</w:t>
             </w:r>
           </w:p>
         </w:tc>
@@ -433,7 +433,7 @@
               <w:rPr>
                 <w:sz w:val="19"/>
               </w:rPr>
-              <w:t>评测集建设、逐条判定、R1~R6 合规验证、测试报告</w:t>
+              <w:t>关注评测指标与达标线，对测试结果做确认</w:t>
             </w:r>
           </w:p>
         </w:tc>
@@ -507,7 +507,7 @@
               <w:rPr>
                 <w:sz w:val="19"/>
               </w:rPr>
-              <w:t>知识库构建 / 演示环境</w:t>
+              <w:t>环境关注 / 成果确认</w:t>
             </w:r>
           </w:p>
         </w:tc>
@@ -525,7 +525,7 @@
               <w:rPr>
                 <w:sz w:val="19"/>
               </w:rPr>
-              <w:t>PDF 提取、章节分块、建库与校验、演示环境预检</w:t>
+              <w:t>关注运行环境与演示方式，对系统可运行性做确认</w:t>
             </w:r>
           </w:p>
         </w:tc>
@@ -1069,6 +1069,22 @@
                 <w:b/>
                 <w:sz w:val="19"/>
               </w:rPr>
+              <w:t>层级</w:t>
+            </w:r>
+          </w:p>
+        </w:tc>
+        <w:tc>
+          <w:tcPr>
+            <w:tcW w:type="dxa" w:w="2911"/>
+            <w:shd w:fill="E7E6E6"/>
+          </w:tcPr>
+          <w:p>
+            <w:r/>
+            <w:r>
+              <w:rPr>
+                <w:b/>
+                <w:sz w:val="19"/>
+              </w:rPr>
               <w:t>成员</w:t>
             </w:r>
           </w:p>
@@ -1085,23 +1101,64 @@
                 <w:b/>
                 <w:sz w:val="19"/>
               </w:rPr>
-              <w:t>交付物</w:t>
+              <w:t>贡献说明</w:t>
+            </w:r>
+          </w:p>
+        </w:tc>
+      </w:tr>
+      <w:tr>
+        <w:tc>
+          <w:tcPr>
+            <w:tcW w:type="dxa" w:w="2911"/>
+          </w:tcPr>
+          <w:p>
+            <w:r>
+              <w:rPr>
+                <w:sz w:val="19"/>
+              </w:rPr>
+            </w:r>
+            <w:r>
+              <w:rPr>
+                <w:b/>
+                <w:sz w:val="19"/>
+              </w:rPr>
+              <w:t>主导</w:t>
             </w:r>
           </w:p>
         </w:tc>
         <w:tc>
           <w:tcPr>
             <w:tcW w:type="dxa" w:w="2911"/>
-            <w:shd w:fill="E7E6E6"/>
           </w:tcPr>
           <w:p>
-            <w:r/>
             <w:r>
               <w:rPr>
-                <w:b/>
                 <w:sz w:val="19"/>
               </w:rPr>
-              <w:t>具体工作</w:t>
+            </w:r>
+            <w:r>
+              <w:rPr>
+                <w:sz w:val="19"/>
+              </w:rPr>
+              <w:t>刘家暄（A）</w:t>
+            </w:r>
+          </w:p>
+        </w:tc>
+        <w:tc>
+          <w:tcPr>
+            <w:tcW w:type="dxa" w:w="2911"/>
+          </w:tcPr>
+          <w:p>
+            <w:r>
+              <w:rPr>
+                <w:sz w:val="19"/>
+              </w:rPr>
+            </w:r>
+            <w:r>
+              <w:rPr>
+                <w:sz w:val="19"/>
+              </w:rPr>
+              <w:t>项目全部技术实现与文档产出——代码由 AI 辅助生成，本人负责需求定义、方案取舍与结果验收；主讲答辩</w:t>
             </w:r>
           </w:p>
         </w:tc>
@@ -1121,45 +1178,7 @@
               <w:rPr>
                 <w:sz w:val="19"/>
               </w:rPr>
-              <w:t>成员 A</w:t>
-            </w:r>
-          </w:p>
-        </w:tc>
-        <w:tc>
-          <w:tcPr>
-            <w:tcW w:type="dxa" w:w="2911"/>
-          </w:tcPr>
-          <w:p>
-            <w:r>
-              <w:rPr>
-                <w:sz w:val="19"/>
-              </w:rPr>
-            </w:r>
-            <w:r>
-              <w:rPr>
-                <w:rFonts w:ascii="Consolas" w:hAnsi="Consolas"/>
-                <w:sz w:val="19"/>
-              </w:rPr>
-              <w:t>build_kb.py</w:t>
-            </w:r>
-            <w:r>
-              <w:rPr>
-                <w:sz w:val="19"/>
-              </w:rPr>
-              <w:t>、</w:t>
-            </w:r>
-            <w:r>
-              <w:rPr>
-                <w:rFonts w:ascii="Consolas" w:hAnsi="Consolas"/>
-                <w:sz w:val="19"/>
-              </w:rPr>
-              <w:t>validate_kb.py</w:t>
-            </w:r>
-            <w:r>
-              <w:rPr>
-                <w:sz w:val="19"/>
-              </w:rPr>
-              <w:t>、知识库文件</w:t>
+              <w:t>参与</w:t>
             </w:r>
           </w:p>
         </w:tc>
@@ -1177,7 +1196,25 @@
               <w:rPr>
                 <w:sz w:val="19"/>
               </w:rPr>
-              <w:t>PDF 解析、书签章节映射、分块器实现（章节优先 + 字符兜底 + 300 字符重叠）、批量向量化、知识库一致性校验脚本</w:t>
+              <w:t>傅卓凝（B）</w:t>
+            </w:r>
+          </w:p>
+        </w:tc>
+        <w:tc>
+          <w:tcPr>
+            <w:tcW w:type="dxa" w:w="2911"/>
+          </w:tcPr>
+          <w:p>
+            <w:r>
+              <w:rPr>
+                <w:sz w:val="19"/>
+              </w:rPr>
+            </w:r>
+            <w:r>
+              <w:rPr>
+                <w:sz w:val="19"/>
+              </w:rPr>
+              <w:t>参与模型方向讨论（免费额度、bge-m3 多语言能力），对最终模型选型做确认</w:t>
             </w:r>
           </w:p>
         </w:tc>
@@ -1197,52 +1234,7 @@
               <w:rPr>
                 <w:sz w:val="19"/>
               </w:rPr>
-              <w:t>成员 B</w:t>
-            </w:r>
-          </w:p>
-        </w:tc>
-        <w:tc>
-          <w:tcPr>
-            <w:tcW w:type="dxa" w:w="2911"/>
-          </w:tcPr>
-          <w:p>
-            <w:r>
-              <w:rPr>
-                <w:sz w:val="19"/>
-              </w:rPr>
-            </w:r>
-            <w:r>
-              <w:rPr>
-                <w:rFonts w:ascii="Consolas" w:hAnsi="Consolas"/>
-                <w:sz w:val="19"/>
-              </w:rPr>
-              <w:t>rag.py</w:t>
-            </w:r>
-            <w:r>
-              <w:rPr>
-                <w:sz w:val="19"/>
-              </w:rPr>
-              <w:t>、</w:t>
-            </w:r>
-            <w:r>
-              <w:rPr>
-                <w:rFonts w:ascii="Consolas" w:hAnsi="Consolas"/>
-                <w:sz w:val="19"/>
-              </w:rPr>
-              <w:t>prompt/system_prompt.txt</w:t>
-            </w:r>
-            <w:r>
-              <w:rPr>
-                <w:sz w:val="19"/>
-              </w:rPr>
-              <w:t>、</w:t>
-            </w:r>
-            <w:r>
-              <w:rPr>
-                <w:rFonts w:ascii="Consolas" w:hAnsi="Consolas"/>
-                <w:sz w:val="19"/>
-              </w:rPr>
-              <w:t>config.py</w:t>
+              <w:t>参与</w:t>
             </w:r>
           </w:p>
         </w:tc>
@@ -1260,20 +1252,25 @@
               <w:rPr>
                 <w:sz w:val="19"/>
               </w:rPr>
-              <w:t>双路召回实现、reranker 精排、三档拒答 Prompt 设计、三层拒答逻辑、</w:t>
+              <w:t>陈芝聪（C）</w:t>
             </w:r>
+          </w:p>
+        </w:tc>
+        <w:tc>
+          <w:tcPr>
+            <w:tcW w:type="dxa" w:w="2911"/>
+          </w:tcPr>
+          <w:p>
             <w:r>
               <w:rPr>
-                <w:rFonts w:ascii="Consolas" w:hAnsi="Consolas"/>
                 <w:sz w:val="19"/>
               </w:rPr>
-              <w:t>knowledge_search</w:t>
             </w:r>
             <w:r>
               <w:rPr>
                 <w:sz w:val="19"/>
               </w:rPr>
-              <w:t xml:space="preserve"> 检索工具封装</w:t>
+              <w:t>参与评测指标讨论（拒答率 ≥70% 硬线、题型配比 60/20/10/10），对测试结果做确认</w:t>
             </w:r>
           </w:p>
         </w:tc>
@@ -1293,71 +1290,7 @@
               <w:rPr>
                 <w:sz w:val="19"/>
               </w:rPr>
-              <w:t>成员 C</w:t>
-            </w:r>
-          </w:p>
-        </w:tc>
-        <w:tc>
-          <w:tcPr>
-            <w:tcW w:type="dxa" w:w="2911"/>
-          </w:tcPr>
-          <w:p>
-            <w:r>
-              <w:rPr>
-                <w:sz w:val="19"/>
-              </w:rPr>
-            </w:r>
-            <w:r>
-              <w:rPr>
-                <w:rFonts w:ascii="Consolas" w:hAnsi="Consolas"/>
-                <w:sz w:val="19"/>
-              </w:rPr>
-              <w:t>evals/</w:t>
-            </w:r>
-            <w:r>
-              <w:rPr>
-                <w:sz w:val="19"/>
-              </w:rPr>
-              <w:t>、</w:t>
-            </w:r>
-            <w:r>
-              <w:rPr>
-                <w:rFonts w:ascii="Consolas" w:hAnsi="Consolas"/>
-                <w:sz w:val="19"/>
-              </w:rPr>
-              <w:t>run_eval_v2.py</w:t>
-            </w:r>
-            <w:r>
-              <w:rPr>
-                <w:sz w:val="19"/>
-              </w:rPr>
-              <w:t>、</w:t>
-            </w:r>
-            <w:r>
-              <w:rPr>
-                <w:rFonts w:ascii="Consolas" w:hAnsi="Consolas"/>
-                <w:sz w:val="19"/>
-              </w:rPr>
-              <w:t>judge_results.py</w:t>
-            </w:r>
-            <w:r>
-              <w:rPr>
-                <w:sz w:val="19"/>
-              </w:rPr>
-              <w:t>、</w:t>
-            </w:r>
-            <w:r>
-              <w:rPr>
-                <w:rFonts w:ascii="Consolas" w:hAnsi="Consolas"/>
-                <w:sz w:val="19"/>
-              </w:rPr>
-              <w:t>eval_stats.py</w:t>
-            </w:r>
-            <w:r>
-              <w:rPr>
-                <w:sz w:val="19"/>
-              </w:rPr>
-              <w:t>、测试报告</w:t>
+              <w:t>参与</w:t>
             </w:r>
           </w:p>
         </w:tc>
@@ -1375,52 +1308,7 @@
               <w:rPr>
                 <w:sz w:val="19"/>
               </w:rPr>
-              <w:t>50 条评测集建设（配比 60/20/10/10）、逐条判定与归因、R6 抄原文自动检测、三轮 A/B 对比、测试报告撰写</w:t>
-            </w:r>
-          </w:p>
-        </w:tc>
-      </w:tr>
-      <w:tr>
-        <w:tc>
-          <w:tcPr>
-            <w:tcW w:type="dxa" w:w="2911"/>
-          </w:tcPr>
-          <w:p>
-            <w:r>
-              <w:rPr>
-                <w:sz w:val="19"/>
-              </w:rPr>
-            </w:r>
-            <w:r>
-              <w:rPr>
-                <w:sz w:val="19"/>
-              </w:rPr>
-              <w:t>成员 D</w:t>
-            </w:r>
-          </w:p>
-        </w:tc>
-        <w:tc>
-          <w:tcPr>
-            <w:tcW w:type="dxa" w:w="2911"/>
-          </w:tcPr>
-          <w:p>
-            <w:r>
-              <w:rPr>
-                <w:sz w:val="19"/>
-              </w:rPr>
-            </w:r>
-            <w:r>
-              <w:rPr>
-                <w:rFonts w:ascii="Consolas" w:hAnsi="Consolas"/>
-                <w:sz w:val="19"/>
-              </w:rPr>
-              <w:t>docs/PPT大纲.md</w:t>
-            </w:r>
-            <w:r>
-              <w:rPr>
-                <w:sz w:val="19"/>
-              </w:rPr>
-              <w:t>、PPTX、README</w:t>
+              <w:t>陈涵飞（D）</w:t>
             </w:r>
           </w:p>
         </w:tc>
@@ -1438,13 +1326,33 @@
               <w:rPr>
                 <w:sz w:val="19"/>
               </w:rPr>
-              <w:t>PPT 制作与答辩演示、演示脚本设计（含现场抽问题）、仓库文档整理</w:t>
+              <w:t>参与运行环境与演示方式讨论，对系统可运行性做确认</w:t>
             </w:r>
           </w:p>
         </w:tc>
       </w:tr>
     </w:tbl>
     <w:p/>
+    <w:p>
+      <w:pPr>
+        <w:ind w:left="283"/>
+      </w:pPr>
+      <w:r>
+        <w:rPr>
+          <w:b/>
+          <w:color w:val="606060"/>
+          <w:sz w:val="19"/>
+        </w:rPr>
+        <w:t>实现说明（如实告知）</w:t>
+      </w:r>
+      <w:r>
+        <w:rPr>
+          <w:color w:val="606060"/>
+          <w:sz w:val="19"/>
+        </w:rPr>
+        <w:t>：本项目代码与文档由组长在 AI 辅助下完成——这是课程明确允许的使用方式（第十节"允许 AI 助手辅助学习"）。其余成员按"参与方案讨论 + 成果确认"层级参与；个人系数按组内互评（小组公约）执行，以实际贡献为准。</w:t>
+      </w:r>
+    </w:p>
     <w:p>
       <w:pPr>
         <w:pStyle w:val="Heading3"/>
@@ -1562,7 +1470,7 @@
         <w:t>答辩共担</w:t>
       </w:r>
       <w:r>
-        <w:t>：每人对负责模块能独立讲解，评审前 1 天完成组内彩排</w:t>
+        <w:t>：组长主讲实现与设计；其余成员对各自"参与讨论 + 成果确认"的内容如实说明，实现部分如实告知"AI 辅助完成"；评审前完成组内彩排</w:t>
       </w:r>
     </w:p>
     <w:p>
